--- a/work/Конспетка.docx
+++ b/work/Конспетка.docx
@@ -35,6 +35,12 @@
           <w:sz w:val="40"/>
         </w:rPr>
         <w:t>Почти готова теоретична част.</w:t>
+      </w:r>
+      <w:r>
+        <w:rPr>
+          <w:sz w:val="40"/>
+        </w:rPr>
+        <w:t>Намиране на шаблон.</w:t>
       </w:r>
       <w:bookmarkStart w:id="0" w:name="_GoBack"/>
       <w:bookmarkEnd w:id="0"/>

--- a/work/Конспетка.docx
+++ b/work/Конспетка.docx
@@ -28,6 +28,7 @@
       <w:pPr>
         <w:rPr>
           <w:sz w:val="40"/>
+          <w:lang w:val="en-US"/>
         </w:rPr>
       </w:pPr>
       <w:r>
@@ -42,6 +43,27 @@
         </w:rPr>
         <w:t>Намиране на шаблон.</w:t>
       </w:r>
+      <w:r>
+        <w:rPr>
+          <w:sz w:val="40"/>
+        </w:rPr>
+        <w:t xml:space="preserve">Чиста инсталация на </w:t>
+      </w:r>
+      <w:r>
+        <w:rPr>
+          <w:sz w:val="40"/>
+          <w:lang w:val="en-US"/>
+        </w:rPr>
+        <w:t>Django.</w:t>
+      </w:r>
+    </w:p>
+    <w:p>
+      <w:pPr>
+        <w:rPr>
+          <w:sz w:val="40"/>
+          <w:lang w:val="en-US"/>
+        </w:rPr>
+      </w:pPr>
       <w:bookmarkStart w:id="0" w:name="_GoBack"/>
       <w:bookmarkEnd w:id="0"/>
     </w:p>

--- a/work/Конспетка.docx
+++ b/work/Конспетка.docx
@@ -28,34 +28,69 @@
       <w:pPr>
         <w:rPr>
           <w:sz w:val="40"/>
+        </w:rPr>
+      </w:pPr>
+      <w:r>
+        <w:rPr>
+          <w:sz w:val="40"/>
+        </w:rPr>
+        <w:t xml:space="preserve">Почти готова теоретична </w:t>
+      </w:r>
+      <w:proofErr w:type="spellStart"/>
+      <w:r>
+        <w:rPr>
+          <w:sz w:val="40"/>
+        </w:rPr>
+        <w:t>част.</w:t>
+      </w:r>
+      <w:r>
+        <w:rPr>
+          <w:sz w:val="40"/>
+        </w:rPr>
+        <w:t>Намиране</w:t>
+      </w:r>
+      <w:proofErr w:type="spellEnd"/>
+      <w:r>
+        <w:rPr>
+          <w:sz w:val="40"/>
+        </w:rPr>
+        <w:t xml:space="preserve"> на </w:t>
+      </w:r>
+      <w:proofErr w:type="spellStart"/>
+      <w:r>
+        <w:rPr>
+          <w:sz w:val="40"/>
+        </w:rPr>
+        <w:t>шаблон.</w:t>
+      </w:r>
+      <w:r>
+        <w:rPr>
+          <w:sz w:val="40"/>
+        </w:rPr>
+        <w:t>Чиста</w:t>
+      </w:r>
+      <w:proofErr w:type="spellEnd"/>
+      <w:r>
+        <w:rPr>
+          <w:sz w:val="40"/>
+        </w:rPr>
+        <w:t xml:space="preserve"> инсталация на </w:t>
+      </w:r>
+      <w:r>
+        <w:rPr>
+          <w:sz w:val="40"/>
           <w:lang w:val="en-US"/>
         </w:rPr>
-      </w:pPr>
-      <w:r>
-        <w:rPr>
-          <w:sz w:val="40"/>
-        </w:rPr>
-        <w:t>Почти готова теоретична част.</w:t>
-      </w:r>
-      <w:r>
-        <w:rPr>
-          <w:sz w:val="40"/>
-        </w:rPr>
-        <w:t>Намиране на шаблон.</w:t>
-      </w:r>
-      <w:r>
-        <w:rPr>
-          <w:sz w:val="40"/>
-        </w:rPr>
-        <w:t xml:space="preserve">Чиста инсталация на </w:t>
-      </w:r>
-      <w:r>
-        <w:rPr>
-          <w:sz w:val="40"/>
-          <w:lang w:val="en-US"/>
-        </w:rPr>
         <w:t>Django.</w:t>
       </w:r>
+      <w:r>
+        <w:rPr>
+          <w:sz w:val="40"/>
+        </w:rPr>
+        <w:t>Започнати шаблони за ноктите.</w:t>
+      </w:r>
+      <w:bookmarkStart w:id="0" w:name="_GoBack"/>
+      <w:bookmarkEnd w:id="0"/>
     </w:p>
     <w:p>
       <w:pPr>
@@ -64,8 +99,6 @@
           <w:lang w:val="en-US"/>
         </w:rPr>
       </w:pPr>
-      <w:bookmarkStart w:id="0" w:name="_GoBack"/>
-      <w:bookmarkEnd w:id="0"/>
     </w:p>
     <w:sectPr>
       <w:pgSz w:w="11906" w:h="16838"/>
@@ -467,17 +500,17 @@
     <w:lsdException w:name="List Table 6 Colorful Accent 6" w:uiPriority="51"/>
     <w:lsdException w:name="List Table 7 Colorful Accent 6" w:uiPriority="52"/>
   </w:latentStyles>
-  <w:style w:type="paragraph" w:default="1" w:styleId="Normal">
+  <w:style w:type="paragraph" w:default="1" w:styleId="a">
     <w:name w:val="Normal"/>
     <w:qFormat/>
   </w:style>
-  <w:style w:type="character" w:default="1" w:styleId="DefaultParagraphFont">
+  <w:style w:type="character" w:default="1" w:styleId="a0">
     <w:name w:val="Default Paragraph Font"/>
     <w:uiPriority w:val="1"/>
     <w:semiHidden/>
     <w:unhideWhenUsed/>
   </w:style>
-  <w:style w:type="table" w:default="1" w:styleId="TableNormal">
+  <w:style w:type="table" w:default="1" w:styleId="a1">
     <w:name w:val="Normal Table"/>
     <w:uiPriority w:val="99"/>
     <w:semiHidden/>
@@ -492,7 +525,7 @@
       </w:tblCellMar>
     </w:tblPr>
   </w:style>
-  <w:style w:type="numbering" w:default="1" w:styleId="NoList">
+  <w:style w:type="numbering" w:default="1" w:styleId="a2">
     <w:name w:val="No List"/>
     <w:uiPriority w:val="99"/>
     <w:semiHidden/>
